--- a/Computer Engineering, Software Engineering, Computer systems & their softwares/Annexes/CVs/CV_Department of Computer and software engineering/CV_Mengnarov_Adham.docx
+++ b/Computer Engineering, Software Engineering, Computer systems & their softwares/Annexes/CVs/CV_Department of Computer and software engineering/CV_Mengnarov_Adham.docx
@@ -52,7 +52,7 @@
                 <w:iCs/>
                 <w:lang w:val="en-GB"/>
               </w:rPr>
-              <w:t>PERSONAL INFORMATION</w:t>
+              <w:t>SHAXSIY MA'LUMOTLAR</w:t>
             </w:r>
           </w:p>
         </w:tc>
@@ -88,7 +88,7 @@
                 <w:bCs/>
                 <w:lang w:val="en-GB"/>
               </w:rPr>
-              <w:t>Full name</w:t>
+              <w:t>To'liq ism</w:t>
             </w:r>
           </w:p>
         </w:tc>
@@ -159,14 +159,13 @@
                 <w:bCs/>
                 <w:lang w:val="en-GB"/>
               </w:rPr>
-              <w:t>Academic degree and title</w:t>
-            </w:r>
-            <w:r>
-              <w:rPr>
-                <w:rFonts w:asciiTheme="minorBidi" w:hAnsiTheme="minorBidi"/>
-                <w:lang w:val="en-GB"/>
-              </w:rPr>
-              <w:t xml:space="preserve"> </w:t>
+              <w:t>Ilmiy daraja va unvon</w:t>
+            </w:r>
+            <w:r>
+              <w:rPr>
+                <w:rFonts w:asciiTheme="minorBidi" w:hAnsiTheme="minorBidi"/>
+                <w:lang w:val="en-GB"/>
+              </w:rPr>
             </w:r>
           </w:p>
         </w:tc>
@@ -224,7 +223,7 @@
                 <w:b/>
                 <w:bCs/>
               </w:rPr>
-              <w:t>Current Position</w:t>
+              <w:t>Hozirgi lavozim</w:t>
             </w:r>
           </w:p>
         </w:tc>
@@ -298,7 +297,7 @@
                 <w:b/>
                 <w:bCs/>
               </w:rPr>
-              <w:t>Research Field</w:t>
+              <w:t>Tadqiqot sohasi</w:t>
             </w:r>
           </w:p>
         </w:tc>
@@ -372,7 +371,7 @@
                 <w:iCs/>
                 <w:lang w:val="en-GB"/>
               </w:rPr>
-              <w:t>EDUCATIONAL BACKGROUND</w:t>
+              <w:t>TA'LIM MA'LUMOTLARI</w:t>
             </w:r>
           </w:p>
         </w:tc>
@@ -411,7 +410,7 @@
                 <w:iCs/>
                 <w:lang w:val="en-GB"/>
               </w:rPr>
-              <w:t>Degree</w:t>
+              <w:t>Daraja</w:t>
             </w:r>
           </w:p>
         </w:tc>
@@ -445,7 +444,7 @@
                 <w:bCs/>
                 <w:iCs/>
               </w:rPr>
-              <w:t>Program &amp; Qualification</w:t>
+              <w:t>Dastur va malaka</w:t>
             </w:r>
           </w:p>
         </w:tc>
@@ -483,7 +482,7 @@
                 <w:iCs/>
                 <w:lang w:val="en-GB"/>
               </w:rPr>
-              <w:t>HEI</w:t>
+              <w:t>OTM</w:t>
             </w:r>
           </w:p>
         </w:tc>
@@ -519,7 +518,7 @@
                 <w:bCs/>
                 <w:iCs/>
               </w:rPr>
-              <w:t>Year</w:t>
+              <w:t>Yil</w:t>
             </w:r>
           </w:p>
         </w:tc>
@@ -556,7 +555,7 @@
                 <w:bCs/>
                 <w:iCs/>
               </w:rPr>
-              <w:t>Bachelor</w:t>
+              <w:t>Bakalavr</w:t>
             </w:r>
           </w:p>
         </w:tc>
@@ -623,7 +622,7 @@
                 <w:iCs/>
                 <w:lang w:val="en-GB"/>
               </w:rPr>
-              <w:t>Termez State University</w:t>
+              <w:t>Termiz davlat universiteti</w:t>
             </w:r>
           </w:p>
         </w:tc>
@@ -690,7 +689,7 @@
                 <w:bCs/>
                 <w:iCs/>
               </w:rPr>
-              <w:t>Master</w:t>
+              <w:t>Magistr</w:t>
             </w:r>
           </w:p>
         </w:tc>
@@ -755,7 +754,7 @@
                 <w:iCs/>
                 <w:lang w:val="en-GB"/>
               </w:rPr>
-              <w:t>Termez State University</w:t>
+              <w:t>Termiz davlat universiteti</w:t>
             </w:r>
           </w:p>
         </w:tc>
@@ -907,7 +906,7 @@
                 <w:rFonts w:asciiTheme="minorBidi" w:hAnsiTheme="minorBidi"/>
                 <w:iCs/>
               </w:rPr>
-              <w:t>Termez State University</w:t>
+              <w:t>Termiz davlat universiteti</w:t>
             </w:r>
           </w:p>
         </w:tc>
@@ -1114,7 +1113,7 @@
                 <w:iCs/>
                 <w:lang w:val="en-GB"/>
               </w:rPr>
-              <w:t>PROFESSIONAL CAREER</w:t>
+              <w:t>KASBIY FAOLIYAT</w:t>
             </w:r>
           </w:p>
         </w:tc>
@@ -1150,14 +1149,13 @@
                 <w:bCs/>
                 <w:lang w:val="sv-SE"/>
               </w:rPr>
-              <w:t>Position</w:t>
+              <w:t>Lavozim</w:t>
             </w:r>
             <w:r>
               <w:rPr>
                 <w:rFonts w:asciiTheme="minorBidi" w:hAnsiTheme="minorBidi"/>
                 <w:lang w:val="sv-SE"/>
               </w:rPr>
-              <w:t xml:space="preserve"> </w:t>
             </w:r>
           </w:p>
         </w:tc>
@@ -1193,7 +1191,7 @@
                 <w:bCs/>
                 <w:lang w:val="en-US"/>
               </w:rPr>
-              <w:t>Organization</w:t>
+              <w:t>Tashkilot</w:t>
             </w:r>
           </w:p>
         </w:tc>
@@ -1229,7 +1227,7 @@
                 <w:bCs/>
                 <w:lang w:val="en-US"/>
               </w:rPr>
-              <w:t>Duration</w:t>
+              <w:t>Davr</w:t>
             </w:r>
           </w:p>
         </w:tc>
@@ -1262,7 +1260,7 @@
                 <w:rFonts w:asciiTheme="minorBidi" w:hAnsiTheme="minorBidi"/>
                 <w:lang w:val="en-US"/>
               </w:rPr>
-              <w:t>Teacher</w:t>
+              <w:t>O'qituvchi</w:t>
             </w:r>
           </w:p>
         </w:tc>
@@ -1455,7 +1453,7 @@
                 <w:rFonts w:asciiTheme="minorBidi" w:hAnsiTheme="minorBidi"/>
                 <w:lang w:val="en-US"/>
               </w:rPr>
-              <w:t>Teacher</w:t>
+              <w:t>O'qituvchi</w:t>
             </w:r>
           </w:p>
         </w:tc>
@@ -1698,7 +1696,7 @@
                 <w:rFonts w:asciiTheme="minorBidi" w:hAnsiTheme="minorBidi"/>
                 <w:lang w:val="en-US"/>
               </w:rPr>
-              <w:t>Termez State University</w:t>
+              <w:t>Termiz davlat universiteti</w:t>
             </w:r>
           </w:p>
         </w:tc>
@@ -1769,7 +1767,7 @@
                 <w:bCs/>
                 <w:iCs/>
               </w:rPr>
-              <w:t>PROFESSIONAL MEMBERSHIPS &amp; SCIENTIFIC ACTIVITY</w:t>
+              <w:t>KASBIY A'ZOLIKLAR VA ILMIY FAOLIYAT</w:t>
             </w:r>
           </w:p>
         </w:tc>
@@ -1804,8 +1802,7 @@
                 <w:b/>
                 <w:bCs/>
               </w:rPr>
-              <w:lastRenderedPageBreak/>
-              <w:t>Organization</w:t>
+              <w:t>Tashkilot</w:t>
             </w:r>
           </w:p>
         </w:tc>
@@ -1841,7 +1838,7 @@
                 <w:b/>
                 <w:bCs/>
               </w:rPr>
-              <w:t>Position</w:t>
+              <w:t>Lavozim</w:t>
             </w:r>
           </w:p>
         </w:tc>
@@ -1877,7 +1874,7 @@
                 <w:b/>
                 <w:bCs/>
               </w:rPr>
-              <w:t>Year</w:t>
+              <w:t>Yil</w:t>
             </w:r>
           </w:p>
         </w:tc>
@@ -2003,13 +2000,12 @@
                 <w:b/>
                 <w:bCs/>
               </w:rPr>
-              <w:t>RESEARCH AND DEVELOPMENT PROJECTS (LAST 5 YEARS)</w:t>
-            </w:r>
-            <w:r>
-              <w:rPr>
-                <w:rFonts w:asciiTheme="minorBidi" w:hAnsiTheme="minorBidi"/>
-              </w:rPr>
-              <w:t xml:space="preserve"> </w:t>
+              <w:t>TADQIQOT VA ISHLAB CHIQISH LOYIHALARI (SO'NGGI 5 YIL)</w:t>
+            </w:r>
+            <w:r>
+              <w:rPr>
+                <w:rFonts w:asciiTheme="minorBidi" w:hAnsiTheme="minorBidi"/>
+              </w:rPr>
             </w:r>
           </w:p>
         </w:tc>
@@ -2081,7 +2077,7 @@
                 <w:b/>
                 <w:bCs/>
               </w:rPr>
-              <w:t>INDUSTRY COLLABORATIONS (LAST 5 YEARS)</w:t>
+              <w:t>SANOAT HAMKORLIKLARI (SO'NGGI 5 YIL)</w:t>
             </w:r>
           </w:p>
         </w:tc>
@@ -2153,7 +2149,7 @@
                 <w:b/>
                 <w:bCs/>
               </w:rPr>
-              <w:t>PATENTS AND INTELLECTUAL PROPERTY RIGHTS</w:t>
+              <w:t>PATENTLAR VA INTELLEKTUAL MULK HUQUQLARI</w:t>
             </w:r>
           </w:p>
         </w:tc>
@@ -2221,7 +2217,7 @@
                 <w:b/>
                 <w:bCs/>
               </w:rPr>
-              <w:t>SCIENTIFIC ARTICLES AND PUBLICATIONS (LAST 5 YEARS)</w:t>
+              <w:t>ILMIY MAQOLALAR VA NASHRLAR (SO'NGGI 5 YIL)</w:t>
             </w:r>
           </w:p>
         </w:tc>
